--- a/NIT JALANDHAR STUDENT ACADEMIC ASSISTANT.docx
+++ b/NIT JALANDHAR STUDENT ACADEMIC ASSISTANT.docx
@@ -12871,6 +12871,7 @@
           <w:rFonts w:ascii="Cambria" w:hAnsi="Cambria" w:eastAsia="Cambria" w:cs="Cambria"/>
           <w:sz w:val="36"/>
           <w:szCs w:val="36"/>
+          <w:vertAlign w:val="subscript"/>
         </w:rPr>
       </w:pPr>
       <w:r>
@@ -13530,7 +13531,7 @@
           <w:rFonts w:ascii="Cambria" w:hAnsi="Cambria" w:eastAsia="Cambria" w:cs="Cambria"/>
         </w:rPr>
       </w:pPr>
-      <w:hyperlink r:id="R9ce4397496c748b8">
+      <w:hyperlink r:id="Rfd716e2103b943d0">
         <w:r>
           <w:rPr>
             <w:rFonts w:ascii="Cambria" w:hAnsi="Cambria" w:eastAsia="Cambria" w:cs="Cambria"/>
@@ -13577,7 +13578,7 @@
           <w:rFonts w:ascii="Cambria" w:hAnsi="Cambria" w:eastAsia="Cambria" w:cs="Cambria"/>
         </w:rPr>
       </w:pPr>
-      <w:hyperlink r:id="Rc0cc6512433c423c">
+      <w:hyperlink r:id="R5eb4e34dc5ab41ab">
         <w:r>
           <w:rPr>
             <w:rFonts w:ascii="Cambria" w:hAnsi="Cambria" w:eastAsia="Cambria" w:cs="Cambria"/>
@@ -13624,7 +13625,7 @@
           <w:rFonts w:ascii="Cambria" w:hAnsi="Cambria" w:eastAsia="Cambria" w:cs="Cambria"/>
         </w:rPr>
       </w:pPr>
-      <w:hyperlink r:id="R3dd74ac7d00d48b3">
+      <w:hyperlink r:id="Rebb395fdc2b8459f">
         <w:r>
           <w:rPr>
             <w:rFonts w:ascii="Cambria" w:hAnsi="Cambria" w:eastAsia="Cambria" w:cs="Cambria"/>
@@ -13671,7 +13672,7 @@
           <w:rFonts w:ascii="Cambria" w:hAnsi="Cambria" w:eastAsia="Cambria" w:cs="Cambria"/>
         </w:rPr>
       </w:pPr>
-      <w:hyperlink r:id="R28ff9ac5a31b489a">
+      <w:hyperlink r:id="Rd1d9552d2a80456a">
         <w:r>
           <w:rPr>
             <w:rFonts w:ascii="Cambria" w:hAnsi="Cambria" w:eastAsia="Cambria" w:cs="Cambria"/>
@@ -13718,7 +13719,7 @@
           <w:rFonts w:ascii="Cambria" w:hAnsi="Cambria" w:eastAsia="Cambria" w:cs="Cambria"/>
         </w:rPr>
       </w:pPr>
-      <w:hyperlink r:id="R439028da45684723">
+      <w:hyperlink r:id="R7f8e122d337a441d">
         <w:r>
           <w:rPr>
             <w:rFonts w:ascii="Cambria" w:hAnsi="Cambria" w:eastAsia="Cambria" w:cs="Cambria"/>
@@ -13765,7 +13766,7 @@
           <w:rFonts w:ascii="Cambria" w:hAnsi="Cambria" w:eastAsia="Cambria" w:cs="Cambria"/>
         </w:rPr>
       </w:pPr>
-      <w:hyperlink r:id="R3182299f62454696">
+      <w:hyperlink r:id="R080860335c114256">
         <w:r>
           <w:rPr>
             <w:rFonts w:ascii="Cambria" w:hAnsi="Cambria" w:eastAsia="Cambria" w:cs="Cambria"/>
@@ -13812,7 +13813,7 @@
           <w:rFonts w:ascii="Cambria" w:hAnsi="Cambria" w:eastAsia="Cambria" w:cs="Cambria"/>
         </w:rPr>
       </w:pPr>
-      <w:hyperlink r:id="Reae6eb37ac6f4fb7">
+      <w:hyperlink r:id="R58d53230f53c49b4">
         <w:r>
           <w:rPr>
             <w:rFonts w:ascii="Cambria" w:hAnsi="Cambria" w:eastAsia="Cambria" w:cs="Cambria"/>
@@ -13859,7 +13860,7 @@
           <w:rFonts w:ascii="Cambria" w:hAnsi="Cambria" w:eastAsia="Cambria" w:cs="Cambria"/>
         </w:rPr>
       </w:pPr>
-      <w:hyperlink r:id="R159f56d16cd44227">
+      <w:hyperlink r:id="Re2d5af90e5ea4342">
         <w:r>
           <w:rPr>
             <w:rFonts w:ascii="Cambria" w:hAnsi="Cambria" w:eastAsia="Cambria" w:cs="Cambria"/>
@@ -13906,7 +13907,7 @@
           <w:rFonts w:ascii="Cambria" w:hAnsi="Cambria" w:eastAsia="Cambria" w:cs="Cambria"/>
         </w:rPr>
       </w:pPr>
-      <w:hyperlink r:id="R5073008d55fb45e0">
+      <w:hyperlink r:id="R9aec7dd3001c4bd6">
         <w:r>
           <w:rPr>
             <w:rFonts w:ascii="Cambria" w:hAnsi="Cambria" w:eastAsia="Cambria" w:cs="Cambria"/>
@@ -13953,7 +13954,7 @@
           <w:rFonts w:ascii="Cambria" w:hAnsi="Cambria" w:eastAsia="Cambria" w:cs="Cambria"/>
         </w:rPr>
       </w:pPr>
-      <w:hyperlink r:id="R9736f0c672e7423d">
+      <w:hyperlink r:id="R25526406388d4965">
         <w:r>
           <w:rPr>
             <w:rFonts w:ascii="Cambria" w:hAnsi="Cambria" w:eastAsia="Cambria" w:cs="Cambria"/>
